--- a/publication/G-Synth_Master_Supporting_Information.docx
+++ b/publication/G-Synth_Master_Supporting_Information.docx
@@ -79,7 +79,7 @@
     </w:p>
     <w:p>
       <w:r>
-        <w:t>Contents: complete glargine sequences; SSD/ESD algorithmic invariants; reproducibility commands; unabridged experimental methods, synthesis script and QC record from the primary ACS draft; trace-file manifest; G-Synth evidence; secondary Geneious comparisons; and a scientific correction ledger.</w:t>
+        <w:t>Contents: complete glargine sequences; SSD/ESD algorithmic invariants; reproducibility commands; unabridged experimental methods, synthesis script and QC record; trace-file manifest; G-Synth evidence; and secondary Geneious comparisons.</w:t>
       </w:r>
     </w:p>
     <w:p>
@@ -88,6 +88,449 @@
       </w:pPr>
       <w:r>
         <w:t>S1. Exact glargine design inputs and outputs</w:t>
+      </w:r>
+    </w:p>
+    <w:p>
+      <w:pPr>
+        <w:pStyle w:val="Heading2"/>
+      </w:pPr>
+      <w:r>
+        <w:t>S1.1 Current G-Synth workflow from protein input</w:t>
+      </w:r>
+    </w:p>
+    <w:p>
+      <w:r>
+        <w:t>The following outputs were generated directly from the mature glargine-chain amino-acid sequences with the E. coli profile and the documented synthesis constraints. They are current computational designs. Because they differ synonymously from the physically tested constructs, they were not assigned retrospective experimental validation.</w:t>
+      </w:r>
+    </w:p>
+    <w:p>
+      <w:r>
+        <w:t>Glargine A-chain protein input: GIVEQCCTSICSLYQLENYCG</w:t>
+      </w:r>
+    </w:p>
+    <w:tbl>
+      <w:tblPr>
+        <w:tblW w:type="auto" w:w="0"/>
+        <w:jc w:val="center"/>
+        <w:tblLayout w:type="fixed"/>
+        <w:tblLook w:firstColumn="1" w:firstRow="1" w:lastColumn="0" w:lastRow="0" w:noHBand="0" w:noVBand="1" w:val="04A0"/>
+        <w:tblBorders>
+          <w:top w:val="single" w:sz="6" w:color="B8C8CF"/>
+          <w:left w:val="single" w:sz="6" w:color="B8C8CF"/>
+          <w:bottom w:val="single" w:sz="6" w:color="B8C8CF"/>
+          <w:right w:val="single" w:sz="6" w:color="B8C8CF"/>
+          <w:insideH w:val="single" w:sz="6" w:color="B8C8CF"/>
+          <w:insideV w:val="single" w:sz="6" w:color="B8C8CF"/>
+        </w:tblBorders>
+      </w:tblPr>
+      <w:tblGrid>
+        <w:gridCol w:w="9648"/>
+      </w:tblGrid>
+      <w:tr>
+        <w:trPr>
+          <w:tblHeader w:val="true"/>
+          <w:cantSplit/>
+        </w:trPr>
+        <w:tc>
+          <w:tcPr>
+            <w:tcW w:type="dxa" w:w="9504"/>
+            <w:tcMar>
+              <w:top w:w="120" w:type="dxa"/>
+              <w:start w:w="150" w:type="dxa"/>
+              <w:bottom w:w="120" w:type="dxa"/>
+              <w:end w:w="150" w:type="dxa"/>
+            </w:tcMar>
+            <w:shd w:fill="F2F4F7"/>
+          </w:tcPr>
+          <w:p>
+            <w:pPr>
+              <w:spacing w:after="60"/>
+            </w:pPr>
+            <w:r>
+              <w:rPr>
+                <w:b/>
+                <w:color w:val="12233F"/>
+              </w:rPr>
+              <w:t>A-chain G-Synth coding DNA (5′→3′)</w:t>
+            </w:r>
+          </w:p>
+          <w:p>
+            <w:pPr>
+              <w:spacing w:after="0"/>
+            </w:pPr>
+            <w:r>
+              <w:t>GGCATTGTGGAACAGTGCTGCACCAGCATTTGCAGCCTGTATCAGCTGGAAAACTATTGCGGCTAA</w:t>
+            </w:r>
+          </w:p>
+        </w:tc>
+      </w:tr>
+    </w:tbl>
+    <w:p>
+      <w:pPr>
+        <w:spacing w:after="20"/>
+      </w:pPr>
+    </w:p>
+    <w:p>
+      <w:r>
+        <w:t>Resolved role: mature_peptide; initiator methionine added: no; profile-relative CAI: 1.000; GC: 50.0%; low-frequency codons: 0; recombinant model: 5,490 bp.</w:t>
+      </w:r>
+    </w:p>
+    <w:p>
+      <w:r>
+        <w:t>Forward order molecule (125 nt):</w:t>
+      </w:r>
+    </w:p>
+    <w:tbl>
+      <w:tblPr>
+        <w:tblW w:type="auto" w:w="0"/>
+        <w:jc w:val="center"/>
+        <w:tblLayout w:type="fixed"/>
+        <w:tblLook w:firstColumn="1" w:firstRow="1" w:lastColumn="0" w:lastRow="0" w:noHBand="0" w:noVBand="1" w:val="04A0"/>
+        <w:tblBorders>
+          <w:top w:val="single" w:sz="6" w:color="B8C8CF"/>
+          <w:left w:val="single" w:sz="6" w:color="B8C8CF"/>
+          <w:bottom w:val="single" w:sz="6" w:color="B8C8CF"/>
+          <w:right w:val="single" w:sz="6" w:color="B8C8CF"/>
+          <w:insideH w:val="single" w:sz="6" w:color="B8C8CF"/>
+          <w:insideV w:val="single" w:sz="6" w:color="B8C8CF"/>
+        </w:tblBorders>
+      </w:tblPr>
+      <w:tblGrid>
+        <w:gridCol w:w="9648"/>
+      </w:tblGrid>
+      <w:tr>
+        <w:trPr>
+          <w:tblHeader w:val="true"/>
+          <w:cantSplit/>
+        </w:trPr>
+        <w:tc>
+          <w:tcPr>
+            <w:tcW w:type="dxa" w:w="9504"/>
+            <w:tcMar>
+              <w:top w:w="120" w:type="dxa"/>
+              <w:start w:w="150" w:type="dxa"/>
+              <w:bottom w:w="120" w:type="dxa"/>
+              <w:end w:w="150" w:type="dxa"/>
+            </w:tcMar>
+            <w:shd w:fill="E8F1F3"/>
+          </w:tcPr>
+          <w:p>
+            <w:pPr>
+              <w:spacing w:after="60"/>
+            </w:pPr>
+            <w:r>
+              <w:rPr>
+                <w:b/>
+                <w:color w:val="12233F"/>
+              </w:rPr>
+              <w:t>5′→3′ forward</w:t>
+            </w:r>
+          </w:p>
+          <w:p>
+            <w:pPr>
+              <w:spacing w:after="0"/>
+            </w:pPr>
+            <w:r>
+              <w:t>TATGGGTTCTTCTCACCACCACCACCACCACTCTTCTGGTCTGGTGCCGCGTGGTTCTGGCATTGTGGAACAGTGCTGCACCAGCATTTGCAGCCTGTATCAGCTGGAAAACTATTGCGGCTAAC</w:t>
+            </w:r>
+          </w:p>
+        </w:tc>
+      </w:tr>
+    </w:tbl>
+    <w:p>
+      <w:pPr>
+        <w:spacing w:after="20"/>
+      </w:pPr>
+    </w:p>
+    <w:p>
+      <w:r>
+        <w:t>Reverse order molecule (127 nt):</w:t>
+      </w:r>
+    </w:p>
+    <w:tbl>
+      <w:tblPr>
+        <w:tblW w:type="auto" w:w="0"/>
+        <w:jc w:val="center"/>
+        <w:tblLayout w:type="fixed"/>
+        <w:tblLook w:firstColumn="1" w:firstRow="1" w:lastColumn="0" w:lastRow="0" w:noHBand="0" w:noVBand="1" w:val="04A0"/>
+        <w:tblBorders>
+          <w:top w:val="single" w:sz="6" w:color="B8C8CF"/>
+          <w:left w:val="single" w:sz="6" w:color="B8C8CF"/>
+          <w:bottom w:val="single" w:sz="6" w:color="B8C8CF"/>
+          <w:right w:val="single" w:sz="6" w:color="B8C8CF"/>
+          <w:insideH w:val="single" w:sz="6" w:color="B8C8CF"/>
+          <w:insideV w:val="single" w:sz="6" w:color="B8C8CF"/>
+        </w:tblBorders>
+      </w:tblPr>
+      <w:tblGrid>
+        <w:gridCol w:w="9648"/>
+      </w:tblGrid>
+      <w:tr>
+        <w:trPr>
+          <w:tblHeader w:val="true"/>
+          <w:cantSplit/>
+        </w:trPr>
+        <w:tc>
+          <w:tcPr>
+            <w:tcW w:type="dxa" w:w="9504"/>
+            <w:tcMar>
+              <w:top w:w="120" w:type="dxa"/>
+              <w:start w:w="150" w:type="dxa"/>
+              <w:bottom w:w="120" w:type="dxa"/>
+              <w:end w:w="150" w:type="dxa"/>
+            </w:tcMar>
+            <w:shd w:fill="EAF3EC"/>
+          </w:tcPr>
+          <w:p>
+            <w:pPr>
+              <w:spacing w:after="60"/>
+            </w:pPr>
+            <w:r>
+              <w:rPr>
+                <w:b/>
+                <w:color w:val="12233F"/>
+              </w:rPr>
+              <w:t>5′→3′ reverse</w:t>
+            </w:r>
+          </w:p>
+          <w:p>
+            <w:pPr>
+              <w:spacing w:after="0"/>
+            </w:pPr>
+            <w:r>
+              <w:t>TCGAGTTAGCCGCAATAGTTTTCCAGCTGATACAGGCTGCAAATGCTGGTGCAGCACTGTTCCACAATGCCAGAACCACGCGGCACCAGACCAGAAGAGTGGTGGTGGTGGTGGTGAGAAGAACCCA</w:t>
+            </w:r>
+          </w:p>
+        </w:tc>
+      </w:tr>
+    </w:tbl>
+    <w:p>
+      <w:pPr>
+        <w:spacing w:after="20"/>
+      </w:pPr>
+    </w:p>
+    <w:p>
+      <w:r>
+        <w:t>Validation flags: peptide translation preserved; internal NdeI/XhoI absent; exact duplex core; 5′-TA/5′-TCGA terminal products; expected cassette translation; restriction-clonable pET-21a(+) model.</w:t>
+      </w:r>
+    </w:p>
+    <w:p>
+      <w:r>
+        <w:t>Glargine B-chain protein input: FVNQHLCGSHLVEALYLVCGERGFFYTPKTRR</w:t>
+      </w:r>
+    </w:p>
+    <w:tbl>
+      <w:tblPr>
+        <w:tblW w:type="auto" w:w="0"/>
+        <w:jc w:val="center"/>
+        <w:tblLayout w:type="fixed"/>
+        <w:tblLook w:firstColumn="1" w:firstRow="1" w:lastColumn="0" w:lastRow="0" w:noHBand="0" w:noVBand="1" w:val="04A0"/>
+        <w:tblBorders>
+          <w:top w:val="single" w:sz="6" w:color="B8C8CF"/>
+          <w:left w:val="single" w:sz="6" w:color="B8C8CF"/>
+          <w:bottom w:val="single" w:sz="6" w:color="B8C8CF"/>
+          <w:right w:val="single" w:sz="6" w:color="B8C8CF"/>
+          <w:insideH w:val="single" w:sz="6" w:color="B8C8CF"/>
+          <w:insideV w:val="single" w:sz="6" w:color="B8C8CF"/>
+        </w:tblBorders>
+      </w:tblPr>
+      <w:tblGrid>
+        <w:gridCol w:w="9648"/>
+      </w:tblGrid>
+      <w:tr>
+        <w:trPr>
+          <w:tblHeader w:val="true"/>
+          <w:cantSplit/>
+        </w:trPr>
+        <w:tc>
+          <w:tcPr>
+            <w:tcW w:type="dxa" w:w="9504"/>
+            <w:tcMar>
+              <w:top w:w="120" w:type="dxa"/>
+              <w:start w:w="150" w:type="dxa"/>
+              <w:bottom w:w="120" w:type="dxa"/>
+              <w:end w:w="150" w:type="dxa"/>
+            </w:tcMar>
+            <w:shd w:fill="F2F4F7"/>
+          </w:tcPr>
+          <w:p>
+            <w:pPr>
+              <w:spacing w:after="60"/>
+            </w:pPr>
+            <w:r>
+              <w:rPr>
+                <w:b/>
+                <w:color w:val="12233F"/>
+              </w:rPr>
+              <w:t>B-chain G-Synth coding DNA (5′→3′)</w:t>
+            </w:r>
+          </w:p>
+          <w:p>
+            <w:pPr>
+              <w:spacing w:after="0"/>
+            </w:pPr>
+            <w:r>
+              <w:t>TTTGTGAACCAGCATCTGTGTGGCAGCCATTTAGTGGAAGCGCTGTATCTGGTGTGCGGCGAACGCGGCTTCTTTTATACCCCGAAAACCCGCCGCTAA</w:t>
+            </w:r>
+          </w:p>
+        </w:tc>
+      </w:tr>
+    </w:tbl>
+    <w:p>
+      <w:pPr>
+        <w:spacing w:after="20"/>
+      </w:pPr>
+    </w:p>
+    <w:p>
+      <w:r>
+        <w:t>Resolved role: mature_peptide; initiator methionine added: no; profile-relative CAI: 0.944; GC: 53.5%; low-frequency codons: 0; recombinant model: 5,523 bp.</w:t>
+      </w:r>
+    </w:p>
+    <w:p>
+      <w:r>
+        <w:t>Forward order molecule (158 nt):</w:t>
+      </w:r>
+    </w:p>
+    <w:tbl>
+      <w:tblPr>
+        <w:tblW w:type="auto" w:w="0"/>
+        <w:jc w:val="center"/>
+        <w:tblLayout w:type="fixed"/>
+        <w:tblLook w:firstColumn="1" w:firstRow="1" w:lastColumn="0" w:lastRow="0" w:noHBand="0" w:noVBand="1" w:val="04A0"/>
+        <w:tblBorders>
+          <w:top w:val="single" w:sz="6" w:color="B8C8CF"/>
+          <w:left w:val="single" w:sz="6" w:color="B8C8CF"/>
+          <w:bottom w:val="single" w:sz="6" w:color="B8C8CF"/>
+          <w:right w:val="single" w:sz="6" w:color="B8C8CF"/>
+          <w:insideH w:val="single" w:sz="6" w:color="B8C8CF"/>
+          <w:insideV w:val="single" w:sz="6" w:color="B8C8CF"/>
+        </w:tblBorders>
+      </w:tblPr>
+      <w:tblGrid>
+        <w:gridCol w:w="9648"/>
+      </w:tblGrid>
+      <w:tr>
+        <w:trPr>
+          <w:tblHeader w:val="true"/>
+          <w:cantSplit/>
+        </w:trPr>
+        <w:tc>
+          <w:tcPr>
+            <w:tcW w:type="dxa" w:w="9504"/>
+            <w:tcMar>
+              <w:top w:w="120" w:type="dxa"/>
+              <w:start w:w="150" w:type="dxa"/>
+              <w:bottom w:w="120" w:type="dxa"/>
+              <w:end w:w="150" w:type="dxa"/>
+            </w:tcMar>
+            <w:shd w:fill="E8F1F3"/>
+          </w:tcPr>
+          <w:p>
+            <w:pPr>
+              <w:spacing w:after="60"/>
+            </w:pPr>
+            <w:r>
+              <w:rPr>
+                <w:b/>
+                <w:color w:val="12233F"/>
+              </w:rPr>
+              <w:t>5′→3′ forward</w:t>
+            </w:r>
+          </w:p>
+          <w:p>
+            <w:pPr>
+              <w:spacing w:after="0"/>
+            </w:pPr>
+            <w:r>
+              <w:t>TATGGGTTCTTCTCACCACCACCACCACCACTCTTCTGGTCTGGTGCCGCGTGGTTCTTTTGTGAACCAGCATCTGTGTGGCAGCCATTTAGTGGAAGCGCTGTATCTGGTGTGCGGCGAACGCGGCTTCTTTTATACCCCGAAAACCCGCCGCTAAC</w:t>
+            </w:r>
+          </w:p>
+        </w:tc>
+      </w:tr>
+    </w:tbl>
+    <w:p>
+      <w:pPr>
+        <w:spacing w:after="20"/>
+      </w:pPr>
+    </w:p>
+    <w:p>
+      <w:r>
+        <w:t>Reverse order molecule (160 nt):</w:t>
+      </w:r>
+    </w:p>
+    <w:tbl>
+      <w:tblPr>
+        <w:tblW w:type="auto" w:w="0"/>
+        <w:jc w:val="center"/>
+        <w:tblLayout w:type="fixed"/>
+        <w:tblLook w:firstColumn="1" w:firstRow="1" w:lastColumn="0" w:lastRow="0" w:noHBand="0" w:noVBand="1" w:val="04A0"/>
+        <w:tblBorders>
+          <w:top w:val="single" w:sz="6" w:color="B8C8CF"/>
+          <w:left w:val="single" w:sz="6" w:color="B8C8CF"/>
+          <w:bottom w:val="single" w:sz="6" w:color="B8C8CF"/>
+          <w:right w:val="single" w:sz="6" w:color="B8C8CF"/>
+          <w:insideH w:val="single" w:sz="6" w:color="B8C8CF"/>
+          <w:insideV w:val="single" w:sz="6" w:color="B8C8CF"/>
+        </w:tblBorders>
+      </w:tblPr>
+      <w:tblGrid>
+        <w:gridCol w:w="9648"/>
+      </w:tblGrid>
+      <w:tr>
+        <w:trPr>
+          <w:tblHeader w:val="true"/>
+          <w:cantSplit/>
+        </w:trPr>
+        <w:tc>
+          <w:tcPr>
+            <w:tcW w:type="dxa" w:w="9504"/>
+            <w:tcMar>
+              <w:top w:w="120" w:type="dxa"/>
+              <w:start w:w="150" w:type="dxa"/>
+              <w:bottom w:w="120" w:type="dxa"/>
+              <w:end w:w="150" w:type="dxa"/>
+            </w:tcMar>
+            <w:shd w:fill="EAF3EC"/>
+          </w:tcPr>
+          <w:p>
+            <w:pPr>
+              <w:spacing w:after="60"/>
+            </w:pPr>
+            <w:r>
+              <w:rPr>
+                <w:b/>
+                <w:color w:val="12233F"/>
+              </w:rPr>
+              <w:t>5′→3′ reverse</w:t>
+            </w:r>
+          </w:p>
+          <w:p>
+            <w:pPr>
+              <w:spacing w:after="0"/>
+            </w:pPr>
+            <w:r>
+              <w:t>TCGAGTTAGCGGCGGGTTTTCGGGGTATAAAAGAAGCCGCGTTCGCCGCACACCAGATACAGCGCTTCCACTAAATGGCTGCCACACAGATGCTGGTTCACAAAAGAACCACGCGGCACCAGACCAGAAGAGTGGTGGTGGTGGTGGTGAGAAGAACCCA</w:t>
+            </w:r>
+          </w:p>
+        </w:tc>
+      </w:tr>
+    </w:tbl>
+    <w:p>
+      <w:pPr>
+        <w:spacing w:after="20"/>
+      </w:pPr>
+    </w:p>
+    <w:p>
+      <w:r>
+        <w:t>Validation flags: peptide translation preserved; internal NdeI/XhoI absent; exact duplex core; 5′-TA/5′-TCGA terminal products; expected cassette translation; restriction-clonable pET-21a(+) model.</w:t>
+      </w:r>
+    </w:p>
+    <w:p>
+      <w:pPr>
+        <w:pStyle w:val="Heading2"/>
+      </w:pPr>
+      <w:r>
+        <w:t>S1.2 Retrospective experimental inputs and outputs</w:t>
       </w:r>
     </w:p>
     <w:tbl>
@@ -188,7 +631,7 @@
                 <w:color w:val="FFFFFF"/>
                 <w:sz w:val="15"/>
               </w:rPr>
-              <w:t>Sequence (preserved from primary draft)</w:t>
+              <w:t>Sequence recorded in the experimental study</w:t>
             </w:r>
           </w:p>
         </w:tc>
@@ -491,10 +934,10 @@
     </w:p>
     <w:p>
       <w:pPr>
-        <w:pStyle w:val="Heading2"/>
+        <w:pStyle w:val="Heading3"/>
       </w:pPr>
       <w:r>
-        <w:t>S1.1 Insulin glargine A-chain</w:t>
+        <w:t>S1.2.1 Experimental insulin glargine A-chain</w:t>
       </w:r>
     </w:p>
     <w:p>
@@ -710,15 +1153,15 @@
     </w:p>
     <w:p>
       <w:r>
-        <w:t>Validation flags: exact archived forward match; exact archived reverse match; exact duplex core; expected product translation.</w:t>
+        <w:t>Validation flags: exact experimental forward match; exact experimental reverse match; exact duplex core; expected product translation.</w:t>
       </w:r>
     </w:p>
     <w:p>
       <w:pPr>
-        <w:pStyle w:val="Heading2"/>
+        <w:pStyle w:val="Heading3"/>
       </w:pPr>
       <w:r>
-        <w:t>S1.2 Insulin glargine B-chain</w:t>
+        <w:t>S1.2.2 Experimental insulin glargine B-chain</w:t>
       </w:r>
     </w:p>
     <w:p>
@@ -934,7 +1377,7 @@
     </w:p>
     <w:p>
       <w:r>
-        <w:t>Validation flags: exact archived forward match; exact archived reverse match; exact duplex core; expected product translation.</w:t>
+        <w:t>Validation flags: exact experimental forward match; exact experimental reverse match; exact duplex core; expected product translation.</w:t>
       </w:r>
     </w:p>
     <w:tbl>
@@ -1518,7 +1961,9 @@
               <w:spacing w:after="0"/>
             </w:pPr>
             <w:r>
-              <w:t>python tools/publication/design_glargine_case_study.py --manuscript &lt;source-draft.docx&gt; --output publication_evidence/glargine_ab_design_and_cloning.json</w:t>
+              <w:t>python tools/publication/validate_peptide_and_enzyme_logic.py</w:t>
+              <w:br/>
+              <w:t>python tools/publication/design_glargine_case_study.py --source-record tools/publication/insulin_glargine_experimental_record.json --output publication_evidence/glargine_ab_design_and_cloning.json</w:t>
               <w:br/>
               <w:t>python tools/publication/validate_insulin_correct_traces.py --root &lt;reference-data-root&gt; --trace-dir publication_evidence/validated_traces --output-dir publication_evidence/sequencing_validation</w:t>
               <w:br/>
@@ -1662,6 +2107,78 @@
               <w:rPr>
                 <w:sz w:val="16"/>
               </w:rPr>
+              <w:t>Protein-to-clone JSON</w:t>
+            </w:r>
+          </w:p>
+        </w:tc>
+        <w:tc>
+          <w:tcPr>
+            <w:tcW w:type="dxa" w:w="4032"/>
+            <w:tcMar>
+              <w:top w:w="80" w:type="dxa"/>
+              <w:start w:w="120" w:type="dxa"/>
+              <w:bottom w:w="80" w:type="dxa"/>
+              <w:end w:w="120" w:type="dxa"/>
+            </w:tcMar>
+          </w:tcPr>
+          <w:p>
+            <w:pPr>
+              <w:spacing w:after="0" w:line="240" w:lineRule="auto"/>
+            </w:pPr>
+            <w:r>
+              <w:rPr>
+                <w:sz w:val="16"/>
+              </w:rPr>
+              <w:t>publication_evidence/peptide_and_enzyme_validation.json</w:t>
+            </w:r>
+          </w:p>
+        </w:tc>
+        <w:tc>
+          <w:tcPr>
+            <w:tcW w:type="dxa" w:w="3672"/>
+            <w:tcMar>
+              <w:top w:w="80" w:type="dxa"/>
+              <w:start w:w="120" w:type="dxa"/>
+              <w:bottom w:w="80" w:type="dxa"/>
+              <w:end w:w="120" w:type="dxa"/>
+            </w:tcMar>
+          </w:tcPr>
+          <w:p>
+            <w:pPr>
+              <w:spacing w:after="0" w:line="240" w:lineRule="auto"/>
+            </w:pPr>
+            <w:r>
+              <w:rPr>
+                <w:sz w:val="16"/>
+              </w:rPr>
+              <w:t>Current glargine protein inputs, codon outputs, SSD molecules, duplexes, junctions and hashes</w:t>
+            </w:r>
+          </w:p>
+        </w:tc>
+      </w:tr>
+      <w:tr>
+        <w:trPr>
+          <w:cantSplit/>
+        </w:trPr>
+        <w:tc>
+          <w:tcPr>
+            <w:tcW w:type="dxa" w:w="1800"/>
+            <w:tcMar>
+              <w:top w:w="80" w:type="dxa"/>
+              <w:start w:w="120" w:type="dxa"/>
+              <w:bottom w:w="80" w:type="dxa"/>
+              <w:end w:w="120" w:type="dxa"/>
+            </w:tcMar>
+            <w:shd w:fill="F2F4F7"/>
+          </w:tcPr>
+          <w:p>
+            <w:pPr>
+              <w:spacing w:after="0" w:line="240" w:lineRule="auto"/>
+            </w:pPr>
+            <w:r>
+              <w:rPr>
+                <w:sz w:val="16"/>
+              </w:rPr>
               <w:t>Design/cloning JSON</w:t>
             </w:r>
           </w:p>
@@ -1675,6 +2192,7 @@
               <w:bottom w:w="80" w:type="dxa"/>
               <w:end w:w="120" w:type="dxa"/>
             </w:tcMar>
+            <w:shd w:fill="F2F4F7"/>
           </w:tcPr>
           <w:p>
             <w:pPr>
@@ -1697,6 +2215,7 @@
               <w:bottom w:w="80" w:type="dxa"/>
               <w:end w:w="120" w:type="dxa"/>
             </w:tcMar>
+            <w:shd w:fill="F2F4F7"/>
           </w:tcPr>
           <w:p>
             <w:pPr>
@@ -1724,7 +2243,6 @@
               <w:bottom w:w="80" w:type="dxa"/>
               <w:end w:w="120" w:type="dxa"/>
             </w:tcMar>
-            <w:shd w:fill="F2F4F7"/>
           </w:tcPr>
           <w:p>
             <w:pPr>
@@ -1747,7 +2265,6 @@
               <w:bottom w:w="80" w:type="dxa"/>
               <w:end w:w="120" w:type="dxa"/>
             </w:tcMar>
-            <w:shd w:fill="F2F4F7"/>
           </w:tcPr>
           <w:p>
             <w:pPr>
@@ -1770,7 +2287,6 @@
               <w:bottom w:w="80" w:type="dxa"/>
               <w:end w:w="120" w:type="dxa"/>
             </w:tcMar>
-            <w:shd w:fill="F2F4F7"/>
           </w:tcPr>
           <w:p>
             <w:pPr>
@@ -1798,6 +2314,7 @@
               <w:bottom w:w="80" w:type="dxa"/>
               <w:end w:w="120" w:type="dxa"/>
             </w:tcMar>
+            <w:shd w:fill="F2F4F7"/>
           </w:tcPr>
           <w:p>
             <w:pPr>
@@ -1820,6 +2337,7 @@
               <w:bottom w:w="80" w:type="dxa"/>
               <w:end w:w="120" w:type="dxa"/>
             </w:tcMar>
+            <w:shd w:fill="F2F4F7"/>
           </w:tcPr>
           <w:p>
             <w:pPr>
@@ -1842,6 +2360,7 @@
               <w:bottom w:w="80" w:type="dxa"/>
               <w:end w:w="120" w:type="dxa"/>
             </w:tcMar>
+            <w:shd w:fill="F2F4F7"/>
           </w:tcPr>
           <w:p>
             <w:pPr>
@@ -1869,7 +2388,6 @@
               <w:bottom w:w="80" w:type="dxa"/>
               <w:end w:w="120" w:type="dxa"/>
             </w:tcMar>
-            <w:shd w:fill="F2F4F7"/>
           </w:tcPr>
           <w:p>
             <w:pPr>
@@ -1892,7 +2410,6 @@
               <w:bottom w:w="80" w:type="dxa"/>
               <w:end w:w="120" w:type="dxa"/>
             </w:tcMar>
-            <w:shd w:fill="F2F4F7"/>
           </w:tcPr>
           <w:p>
             <w:pPr>
@@ -1915,6 +2432,33 @@
               <w:bottom w:w="80" w:type="dxa"/>
               <w:end w:w="120" w:type="dxa"/>
             </w:tcMar>
+          </w:tcPr>
+          <w:p>
+            <w:pPr>
+              <w:spacing w:after="0" w:line="240" w:lineRule="auto"/>
+            </w:pPr>
+            <w:r>
+              <w:rPr>
+                <w:sz w:val="16"/>
+              </w:rPr>
+              <w:t>Executable four-file sequencing analysis and figure generation</w:t>
+            </w:r>
+          </w:p>
+        </w:tc>
+      </w:tr>
+      <w:tr>
+        <w:trPr>
+          <w:cantSplit/>
+        </w:trPr>
+        <w:tc>
+          <w:tcPr>
+            <w:tcW w:type="dxa" w:w="1800"/>
+            <w:tcMar>
+              <w:top w:w="80" w:type="dxa"/>
+              <w:start w:w="120" w:type="dxa"/>
+              <w:bottom w:w="80" w:type="dxa"/>
+              <w:end w:w="120" w:type="dxa"/>
+            </w:tcMar>
             <w:shd w:fill="F2F4F7"/>
           </w:tcPr>
           <w:p>
@@ -1925,7 +2469,53 @@
               <w:rPr>
                 <w:sz w:val="16"/>
               </w:rPr>
-              <w:t>Executable four-file sequencing analysis and figure generation</w:t>
+              <w:t>Protein workflow script</w:t>
+            </w:r>
+          </w:p>
+        </w:tc>
+        <w:tc>
+          <w:tcPr>
+            <w:tcW w:type="dxa" w:w="4032"/>
+            <w:tcMar>
+              <w:top w:w="80" w:type="dxa"/>
+              <w:start w:w="120" w:type="dxa"/>
+              <w:bottom w:w="80" w:type="dxa"/>
+              <w:end w:w="120" w:type="dxa"/>
+            </w:tcMar>
+            <w:shd w:fill="F2F4F7"/>
+          </w:tcPr>
+          <w:p>
+            <w:pPr>
+              <w:spacing w:after="0" w:line="240" w:lineRule="auto"/>
+            </w:pPr>
+            <w:r>
+              <w:rPr>
+                <w:sz w:val="16"/>
+              </w:rPr>
+              <w:t>tools/publication/validate_peptide_and_enzyme_logic.py</w:t>
+            </w:r>
+          </w:p>
+        </w:tc>
+        <w:tc>
+          <w:tcPr>
+            <w:tcW w:type="dxa" w:w="3672"/>
+            <w:tcMar>
+              <w:top w:w="80" w:type="dxa"/>
+              <w:start w:w="120" w:type="dxa"/>
+              <w:bottom w:w="80" w:type="dxa"/>
+              <w:end w:w="120" w:type="dxa"/>
+            </w:tcMar>
+            <w:shd w:fill="F2F4F7"/>
+          </w:tcPr>
+          <w:p>
+            <w:pPr>
+              <w:spacing w:after="0" w:line="240" w:lineRule="auto"/>
+            </w:pPr>
+            <w:r>
+              <w:rPr>
+                <w:sz w:val="16"/>
+              </w:rPr>
+              <w:t>Executable peptide-role, reverse-translation, SSD, cloning and enzyme checks</w:t>
             </w:r>
           </w:p>
         </w:tc>
@@ -1946,7 +2536,7 @@
     </w:p>
     <w:p>
       <w:r>
-        <w:t>The record below was extracted from the primary ACS draft Manuscript_Merzoug_et_al_2025_ACS_--SB.docx (SHA-256 2338c8d46ecfd709ce4e1bf8007a752719fbd35795fb356b0dbfa953d187b810) without removing technical steps. Laboratory notebooks and instrument exports remain the authoritative operational record. Oligonucleotides were synthesized on a MerMade 4 instrument using 1-µmol, 1000-Å universal supports and DMT-off processing.</w:t>
+        <w:t>The record below preserves the complete experimental procedures relevant to the G-Synth validation. Laboratory notebooks and instrument exports remain the authoritative operational record. Oligonucleotides were synthesized on a MerMade 4 instrument using 1-µmol, 1000-Å universal supports and DMT-off processing.</w:t>
       </w:r>
     </w:p>
     <w:p>
@@ -2721,8 +3311,8 @@
       <w:r>
         <w:drawing>
           <wp:inline xmlns:a="http://schemas.openxmlformats.org/drawingml/2006/main" xmlns:pic="http://schemas.openxmlformats.org/drawingml/2006/picture">
-            <wp:extent cx="6035040" cy="1923393"/>
-            <wp:docPr id="1" name="Picture 1" title="Figure_S2_WetLab_Oligonucleotide_QC" descr="Figure S2. Primary wet-laboratory quality-control evidence. Agarose electrophoresis of the synthesized strands and hybridized duplexes, and Bioanalyzer electropherograms, are reproduced from the source experimental record. These assays support presence and approximate size, not nucleotide identity."/>
+            <wp:extent cx="5833872" cy="1859280"/>
+            <wp:docPr id="1" name="Picture 1" title="Figure_S2_WetLab_Oligonucleotide_QC" descr="Primary wet-laboratory quality-control evidence. Agarose electrophoresis of the synthesized strands and hybridized duplexes, and Bioanalyzer electropherograms, are reproduced from the source experimental record. These assays support presence and approximate size, not nucleotide identity."/>
             <wp:cNvGraphicFramePr>
               <a:graphicFrameLocks noChangeAspect="1"/>
             </wp:cNvGraphicFramePr>
@@ -2742,7 +3332,7 @@
                   <pic:spPr>
                     <a:xfrm>
                       <a:off x="0" y="0"/>
-                      <a:ext cx="6035040" cy="1923393"/>
+                      <a:ext cx="5833872" cy="1859280"/>
                     </a:xfrm>
                     <a:prstGeom prst="rect"/>
                   </pic:spPr>
@@ -2759,6 +3349,19 @@
       </w:pPr>
       <w:r>
         <w:t>Figure S2. Primary wet-laboratory quality-control evidence. Agarose electrophoresis of the synthesized strands and hybridized duplexes, and Bioanalyzer electropherograms, are reproduced from the source experimental record. These assays support presence and approximate size, not nucleotide identity.</w:t>
+      </w:r>
+    </w:p>
+    <w:p>
+      <w:pPr>
+        <w:pStyle w:val="Caption"/>
+        <w:spacing w:before="0" w:after="160"/>
+      </w:pPr>
+      <w:r>
+        <w:rPr>
+          <w:i/>
+          <w:color w:val="5D6B78"/>
+        </w:rPr>
+        <w:t>Alt text: Primary wet-laboratory quality-control evidence. Agarose electrophoresis of the synthesized strands and hybridized duplexes, and Bioanalyzer electropherograms, are reproduced from the source experimental record. These assays support presence and approximate size, not nucleotide identity.</w:t>
       </w:r>
     </w:p>
     <w:p>
@@ -5897,6 +6500,11 @@
       </w:pPr>
     </w:p>
     <w:p>
+      <w:r>
+        <w:br w:type="page"/>
+      </w:r>
+    </w:p>
+    <w:p>
       <w:pPr>
         <w:pStyle w:val="Heading1"/>
       </w:pPr>
@@ -6822,8 +7430,8 @@
       <w:r>
         <w:drawing>
           <wp:inline xmlns:a="http://schemas.openxmlformats.org/drawingml/2006/main" xmlns:pic="http://schemas.openxmlformats.org/drawingml/2006/picture">
-            <wp:extent cx="6035040" cy="6923853"/>
-            <wp:docPr id="2" name="Picture 2" title="Figure_S3_Precloning_PCR" descr="Figure S3. PCR products obtained with insert-specific primers before cloning, reproduced from the primary experimental draft. SM, GeneRuler Express DNA Ladder; lanes 1–2, A insert; lanes 3–4, B insert."/>
+            <wp:extent cx="2069591" cy="2374391"/>
+            <wp:docPr id="2" name="Picture 2" title="Figure_S3_Precloning_PCR" descr="PCR products obtained with insert-specific primers before cloning. SM, GeneRuler Express DNA Ladder; lanes 1–2, A insert; lanes 3–4, B insert."/>
             <wp:cNvGraphicFramePr>
               <a:graphicFrameLocks noChangeAspect="1"/>
             </wp:cNvGraphicFramePr>
@@ -6843,7 +7451,7 @@
                   <pic:spPr>
                     <a:xfrm>
                       <a:off x="0" y="0"/>
-                      <a:ext cx="6035040" cy="6923853"/>
+                      <a:ext cx="2069591" cy="2374391"/>
                     </a:xfrm>
                     <a:prstGeom prst="rect"/>
                   </pic:spPr>
@@ -6859,7 +7467,20 @@
         <w:pStyle w:val="Caption"/>
       </w:pPr>
       <w:r>
-        <w:t>Figure S3. PCR products obtained with insert-specific primers before cloning, reproduced from the primary experimental draft. SM, GeneRuler Express DNA Ladder; lanes 1–2, A insert; lanes 3–4, B insert.</w:t>
+        <w:t>Figure S3. PCR products obtained with insert-specific primers before cloning. SM, GeneRuler Express DNA Ladder; lanes 1–2, A insert; lanes 3–4, B insert.</w:t>
+      </w:r>
+    </w:p>
+    <w:p>
+      <w:pPr>
+        <w:pStyle w:val="Caption"/>
+        <w:spacing w:before="0" w:after="160"/>
+      </w:pPr>
+      <w:r>
+        <w:rPr>
+          <w:i/>
+          <w:color w:val="5D6B78"/>
+        </w:rPr>
+        <w:t>Alt text: PCR products obtained with insert-specific primers before cloning. SM, GeneRuler Express DNA Ladder; lanes 1–2, A insert; lanes 3–4, B insert.</w:t>
       </w:r>
     </w:p>
     <w:p>
@@ -6871,8 +7492,8 @@
       <w:r>
         <w:drawing>
           <wp:inline xmlns:a="http://schemas.openxmlformats.org/drawingml/2006/main" xmlns:pic="http://schemas.openxmlformats.org/drawingml/2006/picture">
-            <wp:extent cx="6035040" cy="7352734"/>
-            <wp:docPr id="3" name="Picture 3" title="Figure_S4_Colony_PCR" descr="Figure S4. Colony-screening PCR reproduced from the primary experimental draft. Lanes 1 and 3 are A and B products with insert-specific primers; lanes 2 and 4 are the corresponding products with T7 primers."/>
+            <wp:extent cx="2481072" cy="3069336"/>
+            <wp:docPr id="3" name="Picture 3" title="Figure_S4_Colony_PCR" descr="Colony-screening PCR. Lanes 1 and 3 are A and B products with insert-specific primers; lanes 2 and 4 are the corresponding products with T7 primers."/>
             <wp:cNvGraphicFramePr>
               <a:graphicFrameLocks noChangeAspect="1"/>
             </wp:cNvGraphicFramePr>
@@ -6892,7 +7513,7 @@
                   <pic:spPr>
                     <a:xfrm>
                       <a:off x="0" y="0"/>
-                      <a:ext cx="6035040" cy="7352734"/>
+                      <a:ext cx="2481072" cy="3069336"/>
                     </a:xfrm>
                     <a:prstGeom prst="rect"/>
                   </pic:spPr>
@@ -6908,7 +7529,20 @@
         <w:pStyle w:val="Caption"/>
       </w:pPr>
       <w:r>
-        <w:t>Figure S4. Colony-screening PCR reproduced from the primary experimental draft. Lanes 1 and 3 are A and B products with insert-specific primers; lanes 2 and 4 are the corresponding products with T7 primers.</w:t>
+        <w:t>Figure S4. Colony-screening PCR. Lanes 1 and 3 are A and B products with insert-specific primers; lanes 2 and 4 are the corresponding products with T7 primers.</w:t>
+      </w:r>
+    </w:p>
+    <w:p>
+      <w:pPr>
+        <w:pStyle w:val="Caption"/>
+        <w:spacing w:before="0" w:after="160"/>
+      </w:pPr>
+      <w:r>
+        <w:rPr>
+          <w:i/>
+          <w:color w:val="5D6B78"/>
+        </w:rPr>
+        <w:t>Alt text: Colony-screening PCR. Lanes 1 and 3 are A and B products with insert-specific primers; lanes 2 and 4 are the corresponding products with T7 primers.</w:t>
       </w:r>
     </w:p>
     <w:p>
@@ -7548,7 +8182,7 @@
         <w:drawing>
           <wp:inline xmlns:a="http://schemas.openxmlformats.org/drawingml/2006/main" xmlns:pic="http://schemas.openxmlformats.org/drawingml/2006/picture">
             <wp:extent cx="6035040" cy="4626864"/>
-            <wp:docPr id="4" name="Picture 4" title="Figure_GSynth_Sanger_Approved_Traces" descr="Figure S5. Primary G-Synth F/R consensus evidence map. The two oriented reads jointly cover each reference completely; green shading marks bidirectional overlap, with 100% agreement in both constructs."/>
+            <wp:docPr id="4" name="Picture 4" title="Figure_GSynth_Sanger_Approved_Traces" descr="Primary G-Synth F/R consensus evidence map. The two oriented reads jointly cover each reference completely; green shading marks bidirectional overlap, with 100% agreement in both constructs."/>
             <wp:cNvGraphicFramePr>
               <a:graphicFrameLocks noChangeAspect="1"/>
             </wp:cNvGraphicFramePr>
@@ -7589,6 +8223,19 @@
     </w:p>
     <w:p>
       <w:pPr>
+        <w:pStyle w:val="Caption"/>
+        <w:spacing w:before="0" w:after="160"/>
+      </w:pPr>
+      <w:r>
+        <w:rPr>
+          <w:i/>
+          <w:color w:val="5D6B78"/>
+        </w:rPr>
+        <w:t>Alt text: Primary G-Synth F/R consensus evidence map. The two oriented reads jointly cover each reference completely; green shading marks bidirectional overlap, with 100% agreement in both constructs.</w:t>
+      </w:r>
+    </w:p>
+    <w:p>
+      <w:pPr>
         <w:pStyle w:val="Heading1"/>
       </w:pPr>
       <w:r>
@@ -7604,8 +8251,8 @@
       <w:r>
         <w:drawing>
           <wp:inline xmlns:a="http://schemas.openxmlformats.org/drawingml/2006/main" xmlns:pic="http://schemas.openxmlformats.org/drawingml/2006/picture">
-            <wp:extent cx="3657600" cy="4748586"/>
-            <wp:docPr id="5" name="Picture 5" title="Primer_Hybridization" descr="Figure S6. Primer–template hybridization view. The annealing 3′ segment is base-paired; the 5′ cloning extension is explicitly unpaired in cycle 1 and appears in the predicted product after extension."/>
+            <wp:extent cx="1594104" cy="2069592"/>
+            <wp:docPr id="5" name="Picture 5" title="Primer_Hybridization" descr="Primer–template hybridization view. The annealing 3′ segment is base-paired; the 5′ cloning extension is explicitly unpaired in cycle 1 and appears in the predicted product after extension."/>
             <wp:cNvGraphicFramePr>
               <a:graphicFrameLocks noChangeAspect="1"/>
             </wp:cNvGraphicFramePr>
@@ -7613,7 +8260,7 @@
               <a:graphicData uri="http://schemas.openxmlformats.org/drawingml/2006/picture">
                 <pic:pic>
                   <pic:nvPicPr>
-                    <pic:cNvPr id="0" name="Primer_Hybridization.png"/>
+                    <pic:cNvPr id="0" name="Primer_Hybridization.jpg"/>
                     <pic:cNvPicPr/>
                   </pic:nvPicPr>
                   <pic:blipFill>
@@ -7625,7 +8272,7 @@
                   <pic:spPr>
                     <a:xfrm>
                       <a:off x="0" y="0"/>
-                      <a:ext cx="3657600" cy="4748586"/>
+                      <a:ext cx="1594104" cy="2069592"/>
                     </a:xfrm>
                     <a:prstGeom prst="rect"/>
                   </pic:spPr>
@@ -7646,6 +8293,19 @@
     </w:p>
     <w:p>
       <w:pPr>
+        <w:pStyle w:val="Caption"/>
+        <w:spacing w:before="0" w:after="160"/>
+      </w:pPr>
+      <w:r>
+        <w:rPr>
+          <w:i/>
+          <w:color w:val="5D6B78"/>
+        </w:rPr>
+        <w:t>Alt text: Primer–template hybridization view. The annealing 3′ segment is base-paired; the 5′ cloning extension is explicitly unpaired in cycle 1 and appears in the predicted product after extension.</w:t>
+      </w:r>
+    </w:p>
+    <w:p>
+      <w:pPr>
         <w:keepNext/>
         <w:spacing w:before="80" w:after="40"/>
         <w:jc w:val="center"/>
@@ -7654,7 +8314,7 @@
         <w:drawing>
           <wp:inline xmlns:a="http://schemas.openxmlformats.org/drawingml/2006/main" xmlns:pic="http://schemas.openxmlformats.org/drawingml/2006/picture">
             <wp:extent cx="5806440" cy="5468075"/>
-            <wp:docPr id="6" name="Picture 6" title="Hybridization_Workflow" descr="Figure S7. Detailed SSD duplex hybridization. The two order molecules form a 123-bp exact antiparallel core; the NdeI-derived 5′-TA and XhoI-derived 5′-TCGA terminal products remain exposed and are labelled as cohesive ends."/>
+            <wp:docPr id="6" name="Picture 6" title="Hybridization_Workflow" descr="Detailed SSD duplex hybridization. The two order molecules form a 123-bp exact antiparallel core; the NdeI-derived 5′-TA and XhoI-derived 5′-TCGA terminal products remain exposed and are labelled as cohesive ends."/>
             <wp:cNvGraphicFramePr>
               <a:graphicFrameLocks noChangeAspect="1"/>
             </wp:cNvGraphicFramePr>
@@ -7662,7 +8322,7 @@
               <a:graphicData uri="http://schemas.openxmlformats.org/drawingml/2006/picture">
                 <pic:pic>
                   <pic:nvPicPr>
-                    <pic:cNvPr id="0" name="Hybridization_Workflow.png"/>
+                    <pic:cNvPr id="0" name="Hybridization_Workflow.jpg"/>
                     <pic:cNvPicPr/>
                   </pic:nvPicPr>
                   <pic:blipFill>
@@ -7695,6 +8355,19 @@
     </w:p>
     <w:p>
       <w:pPr>
+        <w:pStyle w:val="Caption"/>
+        <w:spacing w:before="0" w:after="160"/>
+      </w:pPr>
+      <w:r>
+        <w:rPr>
+          <w:i/>
+          <w:color w:val="5D6B78"/>
+        </w:rPr>
+        <w:t>Alt text: Detailed SSD duplex hybridization. The two order molecules form a 123-bp exact antiparallel core; the NdeI-derived 5′-TA and XhoI-derived 5′-TCGA terminal products remain exposed and are labelled as cohesive ends.</w:t>
+      </w:r>
+    </w:p>
+    <w:p>
+      <w:pPr>
         <w:keepNext/>
         <w:spacing w:before="80" w:after="40"/>
         <w:jc w:val="center"/>
@@ -7702,8 +8375,8 @@
       <w:r>
         <w:drawing>
           <wp:inline xmlns:a="http://schemas.openxmlformats.org/drawingml/2006/main" xmlns:pic="http://schemas.openxmlformats.org/drawingml/2006/picture">
-            <wp:extent cx="5806440" cy="3266338"/>
-            <wp:docPr id="7" name="Picture 7" title="Cloning_PreLigation" descr="Figure S8. Pre-ligation vector–insert compatibility gate. The simple view preserves enzyme identity, overhang sequence and physical polarity while withholding product analyses."/>
+            <wp:extent cx="4922520" cy="3718560"/>
+            <wp:docPr id="7" name="Picture 7" title="Cloning_PreLigation" descr="Pre-ligation vector–insert compatibility gate for the current glargine A design. The detailed view preserves enzyme identity, overhang sequence and physical polarity, and labels the joined duplex as an expected product while withholding product analyses."/>
             <wp:cNvGraphicFramePr>
               <a:graphicFrameLocks noChangeAspect="1"/>
             </wp:cNvGraphicFramePr>
@@ -7723,7 +8396,7 @@
                   <pic:spPr>
                     <a:xfrm>
                       <a:off x="0" y="0"/>
-                      <a:ext cx="5806440" cy="3266338"/>
+                      <a:ext cx="4922520" cy="3718560"/>
                     </a:xfrm>
                     <a:prstGeom prst="rect"/>
                   </pic:spPr>
@@ -7739,7 +8412,20 @@
         <w:pStyle w:val="Caption"/>
       </w:pPr>
       <w:r>
-        <w:t>Figure S8. Pre-ligation vector–insert compatibility gate. The simple view preserves enzyme identity, overhang sequence and physical polarity while withholding product analyses.</w:t>
+        <w:t>Figure S8. Pre-ligation vector–insert compatibility gate for the current glargine A design. The detailed view preserves enzyme identity, overhang sequence and physical polarity, and labels the joined duplex as an expected product while withholding product analyses.</w:t>
+      </w:r>
+    </w:p>
+    <w:p>
+      <w:pPr>
+        <w:pStyle w:val="Caption"/>
+        <w:spacing w:before="0" w:after="160"/>
+      </w:pPr>
+      <w:r>
+        <w:rPr>
+          <w:i/>
+          <w:color w:val="5D6B78"/>
+        </w:rPr>
+        <w:t>Alt text: Pre-ligation vector–insert compatibility gate for the current glargine A design. The detailed view preserves enzyme identity, overhang sequence and physical polarity, and labels the joined duplex as an expected product while withholding product analyses.</w:t>
       </w:r>
     </w:p>
     <w:p>
@@ -7751,8 +8437,8 @@
       <w:r>
         <w:drawing>
           <wp:inline xmlns:a="http://schemas.openxmlformats.org/drawingml/2006/main" xmlns:pic="http://schemas.openxmlformats.org/drawingml/2006/picture">
-            <wp:extent cx="5806440" cy="3266338"/>
-            <wp:docPr id="8" name="Picture 8" title="Cloning_Ligated_Product" descr="Figure S9. Product state after explicit in-silico ligation. The recombinant length and downstream map are displayed only after both junctions have passed."/>
+            <wp:extent cx="4922520" cy="3718560"/>
+            <wp:docPr id="8" name="Picture 8" title="Cloning_Ligated_Product" descr="Product state after explicit in-silico ligation. The green status region reports the recombinant length and presents close-up sequence evidence for both closed junctions only after all blocking checks have passed."/>
             <wp:cNvGraphicFramePr>
               <a:graphicFrameLocks noChangeAspect="1"/>
             </wp:cNvGraphicFramePr>
@@ -7772,7 +8458,7 @@
                   <pic:spPr>
                     <a:xfrm>
                       <a:off x="0" y="0"/>
-                      <a:ext cx="5806440" cy="3266338"/>
+                      <a:ext cx="4922520" cy="3718560"/>
                     </a:xfrm>
                     <a:prstGeom prst="rect"/>
                   </pic:spPr>
@@ -7788,7 +8474,20 @@
         <w:pStyle w:val="Caption"/>
       </w:pPr>
       <w:r>
-        <w:t>Figure S9. Product state after explicit in-silico ligation. The recombinant length and downstream map are displayed only after both junctions have passed.</w:t>
+        <w:t>Figure S9. Product state after explicit in-silico ligation. The green status region reports the recombinant length and presents close-up sequence evidence for both closed junctions only after all blocking checks have passed.</w:t>
+      </w:r>
+    </w:p>
+    <w:p>
+      <w:pPr>
+        <w:pStyle w:val="Caption"/>
+        <w:spacing w:before="0" w:after="160"/>
+      </w:pPr>
+      <w:r>
+        <w:rPr>
+          <w:i/>
+          <w:color w:val="5D6B78"/>
+        </w:rPr>
+        <w:t>Alt text: Product state after explicit in-silico ligation. The green status region reports the recombinant length and presents close-up sequence evidence for both closed junctions only after all blocking checks have passed.</w:t>
       </w:r>
     </w:p>
     <w:p>
@@ -7800,8 +8499,8 @@
       <w:r>
         <w:drawing>
           <wp:inline xmlns:a="http://schemas.openxmlformats.org/drawingml/2006/main" xmlns:pic="http://schemas.openxmlformats.org/drawingml/2006/picture">
-            <wp:extent cx="4023360" cy="3089853"/>
-            <wp:docPr id="9" name="Picture 9" title="HindIII_Diagnostic_Gel" descr="Figure S10. HindIII-containing diagnostic digest and predicted gel. The restriction site and complete digest fragments are displayed with a named broad-range marker. The panel is labelled as an in-silico prediction."/>
+            <wp:extent cx="2246376" cy="1725168"/>
+            <wp:docPr id="9" name="Picture 9" title="HindIII_Diagnostic_Gel" descr="HindIII-containing diagnostic digest and predicted gel. The restriction site and complete digest fragments are displayed with a named broad-range marker. The panel is labelled as an in-silico prediction."/>
             <wp:cNvGraphicFramePr>
               <a:graphicFrameLocks noChangeAspect="1"/>
             </wp:cNvGraphicFramePr>
@@ -7809,7 +8508,7 @@
               <a:graphicData uri="http://schemas.openxmlformats.org/drawingml/2006/picture">
                 <pic:pic>
                   <pic:nvPicPr>
-                    <pic:cNvPr id="0" name="HindIII_Diagnostic_Gel.png"/>
+                    <pic:cNvPr id="0" name="HindIII_Diagnostic_Gel.jpg"/>
                     <pic:cNvPicPr/>
                   </pic:nvPicPr>
                   <pic:blipFill>
@@ -7821,7 +8520,7 @@
                   <pic:spPr>
                     <a:xfrm>
                       <a:off x="0" y="0"/>
-                      <a:ext cx="4023360" cy="3089853"/>
+                      <a:ext cx="2246376" cy="1725168"/>
                     </a:xfrm>
                     <a:prstGeom prst="rect"/>
                   </pic:spPr>
@@ -7842,6 +8541,19 @@
     </w:p>
     <w:p>
       <w:pPr>
+        <w:pStyle w:val="Caption"/>
+        <w:spacing w:before="0" w:after="160"/>
+      </w:pPr>
+      <w:r>
+        <w:rPr>
+          <w:i/>
+          <w:color w:val="5D6B78"/>
+        </w:rPr>
+        <w:t>Alt text: HindIII-containing diagnostic digest and predicted gel. The restriction site and complete digest fragments are displayed with a named broad-range marker. The panel is labelled as an in-silico prediction.</w:t>
+      </w:r>
+    </w:p>
+    <w:p>
+      <w:pPr>
         <w:keepNext/>
         <w:spacing w:before="80" w:after="40"/>
         <w:jc w:val="center"/>
@@ -7849,8 +8561,8 @@
       <w:r>
         <w:drawing>
           <wp:inline xmlns:a="http://schemas.openxmlformats.org/drawingml/2006/main" xmlns:pic="http://schemas.openxmlformats.org/drawingml/2006/picture">
-            <wp:extent cx="4937760" cy="6773508"/>
-            <wp:docPr id="10" name="Picture 10" title="HindIII_Restriction_Map" descr="Figure S11. Restriction map showing HindIII as a named site derived from cut geometry."/>
+            <wp:extent cx="2246376" cy="3081528"/>
+            <wp:docPr id="10" name="Picture 10" title="HindIII_Restriction_Map" descr="Restriction map showing HindIII as a named site derived from cut geometry."/>
             <wp:cNvGraphicFramePr>
               <a:graphicFrameLocks noChangeAspect="1"/>
             </wp:cNvGraphicFramePr>
@@ -7858,7 +8570,7 @@
               <a:graphicData uri="http://schemas.openxmlformats.org/drawingml/2006/picture">
                 <pic:pic>
                   <pic:nvPicPr>
-                    <pic:cNvPr id="0" name="HindIII_Restriction_Map.png"/>
+                    <pic:cNvPr id="0" name="HindIII_Restriction_Map.jpg"/>
                     <pic:cNvPicPr/>
                   </pic:nvPicPr>
                   <pic:blipFill>
@@ -7870,7 +8582,7 @@
                   <pic:spPr>
                     <a:xfrm>
                       <a:off x="0" y="0"/>
-                      <a:ext cx="4937760" cy="6773508"/>
+                      <a:ext cx="2246376" cy="3081528"/>
                     </a:xfrm>
                     <a:prstGeom prst="rect"/>
                   </pic:spPr>
@@ -7891,6 +8603,19 @@
     </w:p>
     <w:p>
       <w:pPr>
+        <w:pStyle w:val="Caption"/>
+        <w:spacing w:before="0" w:after="160"/>
+      </w:pPr>
+      <w:r>
+        <w:rPr>
+          <w:i/>
+          <w:color w:val="5D6B78"/>
+        </w:rPr>
+        <w:t>Alt text: Restriction map showing HindIII as a named site derived from cut geometry.</w:t>
+      </w:r>
+    </w:p>
+    <w:p>
+      <w:pPr>
         <w:pStyle w:val="Heading1"/>
       </w:pPr>
       <w:r>
@@ -7899,7 +8624,7 @@
     </w:p>
     <w:p>
       <w:r>
-        <w:t>The supplied experimental draft used Benchling for reverse complements and Geneious Prime 2024.0.7 for cloning views and trace alignments. G-Synth independently regenerated the same four synthesis molecules from the two optimized coding inputs, and its recombinant maps placed the inserts downstream of the pET-21a(+) T7/lac expression elements with preserved coding frames. The archived Geneious figures and G-Synth therefore agree qualitatively on construct identity and placement. A new automated Geneious run was not performed because the reproducibility environment did not include a licensed command-line execution path. Biopython 1.87 was used as the independent, executable alignment comparator.</w:t>
+        <w:t>The source experimental study used Benchling for reverse complements and Geneious Prime 2024.0.7 for cloning views and trace alignments. G-Synth independently regenerated the same four synthesis molecules from the two optimized coding inputs, and its recombinant maps placed the inserts downstream of the pET-21a(+) T7/lac expression elements with preserved coding frames. The Geneious figures and G-Synth therefore agree qualitatively on construct identity and placement. A new automated Geneious run was not performed because the reproducibility environment did not include a licensed command-line execution path. Biopython 1.87 was used as the independent, executable alignment comparator.</w:t>
       </w:r>
     </w:p>
     <w:p>
@@ -7916,8 +8641,8 @@
       <w:r>
         <w:drawing>
           <wp:inline xmlns:a="http://schemas.openxmlformats.org/drawingml/2006/main" xmlns:pic="http://schemas.openxmlformats.org/drawingml/2006/picture">
-            <wp:extent cx="6035040" cy="5936408"/>
-            <wp:docPr id="11" name="Picture 11" title="Figure_S6_Geneious_Duplex_Secondary_Comparison" descr="Figure S12. Archived Geneious Prime 2024.0.7 duplex representation of NdeI/XhoI-compatible A- and B-chain inserts. This is secondary qualitative concordance; G-Synth SSD is the primary in-silico reconstruction."/>
+            <wp:extent cx="5967984" cy="5870448"/>
+            <wp:docPr id="11" name="Picture 11" title="Figure_S6_Geneious_Duplex_Secondary_Comparison" descr="Geneious Prime 2024.0.7 duplex representation of NdeI/XhoI-compatible A- and B-chain inserts from the experimental study. This is secondary qualitative concordance; G-Synth SSD is the primary in-silico reconstruction."/>
             <wp:cNvGraphicFramePr>
               <a:graphicFrameLocks noChangeAspect="1"/>
             </wp:cNvGraphicFramePr>
@@ -7937,7 +8662,7 @@
                   <pic:spPr>
                     <a:xfrm>
                       <a:off x="0" y="0"/>
-                      <a:ext cx="6035040" cy="5936408"/>
+                      <a:ext cx="5967984" cy="5870448"/>
                     </a:xfrm>
                     <a:prstGeom prst="rect"/>
                   </pic:spPr>
@@ -7953,7 +8678,20 @@
         <w:pStyle w:val="Caption"/>
       </w:pPr>
       <w:r>
-        <w:t>Figure S12. Archived Geneious Prime 2024.0.7 duplex representation of NdeI/XhoI-compatible A- and B-chain inserts. This is secondary qualitative concordance; G-Synth SSD is the primary in-silico reconstruction.</w:t>
+        <w:t>Figure S12. Geneious Prime 2024.0.7 duplex representation of NdeI/XhoI-compatible A- and B-chain inserts from the experimental study. This is secondary qualitative concordance; G-Synth SSD is the primary in-silico reconstruction.</w:t>
+      </w:r>
+    </w:p>
+    <w:p>
+      <w:pPr>
+        <w:pStyle w:val="Caption"/>
+        <w:spacing w:before="0" w:after="160"/>
+      </w:pPr>
+      <w:r>
+        <w:rPr>
+          <w:i/>
+          <w:color w:val="5D6B78"/>
+        </w:rPr>
+        <w:t>Alt text: Geneious Prime 2024.0.7 duplex representation of NdeI/XhoI-compatible A- and B-chain inserts from the experimental study. This is secondary qualitative concordance; G-Synth SSD is the primary in-silico reconstruction.</w:t>
       </w:r>
     </w:p>
     <w:p>
@@ -7965,8 +8703,8 @@
       <w:r>
         <w:drawing>
           <wp:inline xmlns:a="http://schemas.openxmlformats.org/drawingml/2006/main" xmlns:pic="http://schemas.openxmlformats.org/drawingml/2006/picture">
-            <wp:extent cx="6035040" cy="6909102"/>
-            <wp:docPr id="12" name="Picture 12" title="Figure_S7_Geneious_Annotation_Secondary_Comparison" descr="Figure S13. Archived Geneious Prime construct annotation for the glargine A- and B-chain pET-21a(+) designs. G-Synth generated the primary coordinate, ORF and junction validation reported in the main article."/>
+            <wp:extent cx="5955792" cy="6818376"/>
+            <wp:docPr id="12" name="Picture 12" title="Figure_S7_Geneious_Annotation_Secondary_Comparison" descr="Geneious Prime construct annotation for the glargine A- and B-chain pET-21a(+) designs from the experimental study. G-Synth generated the primary coordinate, ORF and junction validation reported in the main article."/>
             <wp:cNvGraphicFramePr>
               <a:graphicFrameLocks noChangeAspect="1"/>
             </wp:cNvGraphicFramePr>
@@ -7986,7 +8724,7 @@
                   <pic:spPr>
                     <a:xfrm>
                       <a:off x="0" y="0"/>
-                      <a:ext cx="6035040" cy="6909102"/>
+                      <a:ext cx="5955792" cy="6818376"/>
                     </a:xfrm>
                     <a:prstGeom prst="rect"/>
                   </pic:spPr>
@@ -8002,7 +8740,20 @@
         <w:pStyle w:val="Caption"/>
       </w:pPr>
       <w:r>
-        <w:t>Figure S13. Archived Geneious Prime construct annotation for the glargine A- and B-chain pET-21a(+) designs. G-Synth generated the primary coordinate, ORF and junction validation reported in the main article.</w:t>
+        <w:t>Figure S13. Geneious Prime construct annotation for the glargine A- and B-chain pET-21a(+) designs from the experimental study. G-Synth generated the primary coordinate, ORF and junction validation reported in the main article.</w:t>
+      </w:r>
+    </w:p>
+    <w:p>
+      <w:pPr>
+        <w:pStyle w:val="Caption"/>
+        <w:spacing w:before="0" w:after="160"/>
+      </w:pPr>
+      <w:r>
+        <w:rPr>
+          <w:i/>
+          <w:color w:val="5D6B78"/>
+        </w:rPr>
+        <w:t>Alt text: Geneious Prime construct annotation for the glargine A- and B-chain pET-21a(+) designs from the experimental study. G-Synth generated the primary coordinate, ORF and junction validation reported in the main article.</w:t>
       </w:r>
     </w:p>
     <w:p>
@@ -8014,8 +8765,8 @@
       <w:r>
         <w:drawing>
           <wp:inline xmlns:a="http://schemas.openxmlformats.org/drawingml/2006/main" xmlns:pic="http://schemas.openxmlformats.org/drawingml/2006/picture">
-            <wp:extent cx="6035040" cy="5332185"/>
-            <wp:docPr id="13" name="Picture 13" title="Figure_S5_Geneious_Approved_Trace_Secondary_Comparison" descr="Figure S14. Archived Geneious Prime alignment made with the same four author-approved construct-confirmation files used by G-Synth. It provides secondary visual concordance and was not treated as an independent blinded benchmark."/>
+            <wp:extent cx="3480816" cy="3075432"/>
+            <wp:docPr id="13" name="Picture 13" title="Figure_S5_Geneious_Approved_Trace_Secondary_Comparison" descr="Geneious Prime alignment made with the same four author-approved construct-confirmation files used by G-Synth. It provides secondary visual concordance and was not treated as an independent blinded benchmark."/>
             <wp:cNvGraphicFramePr>
               <a:graphicFrameLocks noChangeAspect="1"/>
             </wp:cNvGraphicFramePr>
@@ -8035,7 +8786,7 @@
                   <pic:spPr>
                     <a:xfrm>
                       <a:off x="0" y="0"/>
-                      <a:ext cx="6035040" cy="5332185"/>
+                      <a:ext cx="3480816" cy="3075432"/>
                     </a:xfrm>
                     <a:prstGeom prst="rect"/>
                   </pic:spPr>
@@ -8051,7 +8802,20 @@
         <w:pStyle w:val="Caption"/>
       </w:pPr>
       <w:r>
-        <w:t>Figure S14. Archived Geneious Prime alignment made with the same four author-approved construct-confirmation files used by G-Synth. It provides secondary visual concordance and was not treated as an independent blinded benchmark.</w:t>
+        <w:t>Figure S14. Geneious Prime alignment made with the same four author-approved construct-confirmation files used by G-Synth. It provides secondary visual concordance and was not treated as an independent blinded benchmark.</w:t>
+      </w:r>
+    </w:p>
+    <w:p>
+      <w:pPr>
+        <w:pStyle w:val="Caption"/>
+        <w:spacing w:before="0" w:after="160"/>
+      </w:pPr>
+      <w:r>
+        <w:rPr>
+          <w:i/>
+          <w:color w:val="5D6B78"/>
+        </w:rPr>
+        <w:t>Alt text: Geneious Prime alignment made with the same four author-approved construct-confirmation files used by G-Synth. It provides secondary visual concordance and was not treated as an independent blinded benchmark.</w:t>
       </w:r>
     </w:p>
     <w:p>
@@ -8059,630 +8823,7 @@
         <w:pStyle w:val="Heading1"/>
       </w:pPr>
       <w:r>
-        <w:t>S11. Scientific correction ledger for the supplied draft</w:t>
-      </w:r>
-    </w:p>
-    <w:tbl>
-      <w:tblPr>
-        <w:tblW w:type="auto" w:w="0"/>
-        <w:jc w:val="center"/>
-        <w:tblLayout w:type="fixed"/>
-        <w:tblLook w:firstColumn="1" w:firstRow="1" w:lastColumn="0" w:lastRow="0" w:noHBand="0" w:noVBand="1" w:val="04A0"/>
-        <w:tblBorders>
-          <w:top w:val="single" w:sz="6" w:color="C8D0D8"/>
-          <w:left w:val="single" w:sz="6" w:color="C8D0D8"/>
-          <w:bottom w:val="single" w:sz="6" w:color="C8D0D8"/>
-          <w:right w:val="single" w:sz="6" w:color="C8D0D8"/>
-          <w:insideH w:val="single" w:sz="6" w:color="C8D0D8"/>
-          <w:insideV w:val="single" w:sz="6" w:color="C8D0D8"/>
-        </w:tblBorders>
-      </w:tblPr>
-      <w:tblGrid>
-        <w:gridCol w:w="3216"/>
-        <w:gridCol w:w="3216"/>
-        <w:gridCol w:w="3216"/>
-      </w:tblGrid>
-      <w:tr>
-        <w:trPr>
-          <w:tblHeader w:val="true"/>
-        </w:trPr>
-        <w:tc>
-          <w:tcPr>
-            <w:tcW w:type="dxa" w:w="2736"/>
-            <w:tcMar>
-              <w:top w:w="80" w:type="dxa"/>
-              <w:start w:w="120" w:type="dxa"/>
-              <w:bottom w:w="80" w:type="dxa"/>
-              <w:end w:w="120" w:type="dxa"/>
-            </w:tcMar>
-            <w:shd w:fill="12233F"/>
-            <w:vAlign w:val="center"/>
-          </w:tcPr>
-          <w:p>
-            <w:pPr>
-              <w:spacing w:after="0"/>
-            </w:pPr>
-            <w:r>
-              <w:rPr>
-                <w:b/>
-                <w:color w:val="FFFFFF"/>
-                <w:sz w:val="15"/>
-              </w:rPr>
-              <w:t>Source-draft implication</w:t>
-            </w:r>
-          </w:p>
-        </w:tc>
-        <w:tc>
-          <w:tcPr>
-            <w:tcW w:type="dxa" w:w="4176"/>
-            <w:tcMar>
-              <w:top w:w="80" w:type="dxa"/>
-              <w:start w:w="120" w:type="dxa"/>
-              <w:bottom w:w="80" w:type="dxa"/>
-              <w:end w:w="120" w:type="dxa"/>
-            </w:tcMar>
-            <w:shd w:fill="12233F"/>
-            <w:vAlign w:val="center"/>
-          </w:tcPr>
-          <w:p>
-            <w:pPr>
-              <w:spacing w:after="0"/>
-            </w:pPr>
-            <w:r>
-              <w:rPr>
-                <w:b/>
-                <w:color w:val="FFFFFF"/>
-                <w:sz w:val="15"/>
-              </w:rPr>
-              <w:t>Correction in the G-Synth manuscript</w:t>
-            </w:r>
-          </w:p>
-        </w:tc>
-        <w:tc>
-          <w:tcPr>
-            <w:tcW w:type="dxa" w:w="2592"/>
-            <w:tcMar>
-              <w:top w:w="80" w:type="dxa"/>
-              <w:start w:w="120" w:type="dxa"/>
-              <w:bottom w:w="80" w:type="dxa"/>
-              <w:end w:w="120" w:type="dxa"/>
-            </w:tcMar>
-            <w:shd w:fill="12233F"/>
-            <w:vAlign w:val="center"/>
-          </w:tcPr>
-          <w:p>
-            <w:pPr>
-              <w:spacing w:after="0"/>
-            </w:pPr>
-            <w:r>
-              <w:rPr>
-                <w:b/>
-                <w:color w:val="FFFFFF"/>
-                <w:sz w:val="15"/>
-              </w:rPr>
-              <w:t>Reason</w:t>
-            </w:r>
-          </w:p>
-        </w:tc>
-      </w:tr>
-      <w:tr>
-        <w:trPr>
-          <w:cantSplit/>
-        </w:trPr>
-        <w:tc>
-          <w:tcPr>
-            <w:tcW w:type="dxa" w:w="2736"/>
-            <w:tcMar>
-              <w:top w:w="80" w:type="dxa"/>
-              <w:start w:w="120" w:type="dxa"/>
-              <w:bottom w:w="80" w:type="dxa"/>
-              <w:end w:w="120" w:type="dxa"/>
-            </w:tcMar>
-          </w:tcPr>
-          <w:p>
-            <w:pPr>
-              <w:spacing w:after="0" w:line="240" w:lineRule="auto"/>
-            </w:pPr>
-            <w:r>
-              <w:rPr>
-                <w:sz w:val="15"/>
-              </w:rPr>
-              <w:t>Sequencing showed complete 100% identity</w:t>
-            </w:r>
-          </w:p>
-        </w:tc>
-        <w:tc>
-          <w:tcPr>
-            <w:tcW w:type="dxa" w:w="4176"/>
-            <w:tcMar>
-              <w:top w:w="80" w:type="dxa"/>
-              <w:start w:w="120" w:type="dxa"/>
-              <w:bottom w:w="80" w:type="dxa"/>
-              <w:end w:w="120" w:type="dxa"/>
-            </w:tcMar>
-          </w:tcPr>
-          <w:p>
-            <w:pPr>
-              <w:spacing w:after="0" w:line="240" w:lineRule="auto"/>
-            </w:pPr>
-            <w:r>
-              <w:rPr>
-                <w:sz w:val="15"/>
-              </w:rPr>
-              <w:t>Oriented F/R assembly produced 100% consensus coverage and identity; overlap support was 56.1% (A) and 71.2% (B), with 100% F/R agreement</w:t>
-            </w:r>
-          </w:p>
-        </w:tc>
-        <w:tc>
-          <w:tcPr>
-            <w:tcW w:type="dxa" w:w="2592"/>
-            <w:tcMar>
-              <w:top w:w="80" w:type="dxa"/>
-              <w:start w:w="120" w:type="dxa"/>
-              <w:bottom w:w="80" w:type="dxa"/>
-              <w:end w:w="120" w:type="dxa"/>
-            </w:tcMar>
-          </w:tcPr>
-          <w:p>
-            <w:pPr>
-              <w:spacing w:after="0" w:line="240" w:lineRule="auto"/>
-            </w:pPr>
-            <w:r>
-              <w:rPr>
-                <w:sz w:val="15"/>
-              </w:rPr>
-              <w:t>Separates assembled coverage from bidirectional confirmation without obscuring the complete consensus</w:t>
-            </w:r>
-          </w:p>
-        </w:tc>
-      </w:tr>
-      <w:tr>
-        <w:trPr>
-          <w:cantSplit/>
-        </w:trPr>
-        <w:tc>
-          <w:tcPr>
-            <w:tcW w:type="dxa" w:w="2736"/>
-            <w:tcMar>
-              <w:top w:w="80" w:type="dxa"/>
-              <w:start w:w="120" w:type="dxa"/>
-              <w:bottom w:w="80" w:type="dxa"/>
-              <w:end w:w="120" w:type="dxa"/>
-            </w:tcMar>
-            <w:shd w:fill="F2F4F7"/>
-          </w:tcPr>
-          <w:p>
-            <w:pPr>
-              <w:spacing w:after="0" w:line="240" w:lineRule="auto"/>
-            </w:pPr>
-            <w:r>
-              <w:rPr>
-                <w:sz w:val="15"/>
-              </w:rPr>
-              <w:t>The method eliminates enzymatic digestion</w:t>
-            </w:r>
-          </w:p>
-        </w:tc>
-        <w:tc>
-          <w:tcPr>
-            <w:tcW w:type="dxa" w:w="4176"/>
-            <w:tcMar>
-              <w:top w:w="80" w:type="dxa"/>
-              <w:start w:w="120" w:type="dxa"/>
-              <w:bottom w:w="80" w:type="dxa"/>
-              <w:end w:w="120" w:type="dxa"/>
-            </w:tcMar>
-            <w:shd w:fill="F2F4F7"/>
-          </w:tcPr>
-          <w:p>
-            <w:pPr>
-              <w:spacing w:after="0" w:line="240" w:lineRule="auto"/>
-            </w:pPr>
-            <w:r>
-              <w:rPr>
-                <w:sz w:val="15"/>
-              </w:rPr>
-              <w:t>Insert preparation is PCR-free and pre-engineered; the pET-21a(+) vector is still digested with NdeI/XhoI</w:t>
-            </w:r>
-          </w:p>
-        </w:tc>
-        <w:tc>
-          <w:tcPr>
-            <w:tcW w:type="dxa" w:w="2592"/>
-            <w:tcMar>
-              <w:top w:w="80" w:type="dxa"/>
-              <w:start w:w="120" w:type="dxa"/>
-              <w:bottom w:w="80" w:type="dxa"/>
-              <w:end w:w="120" w:type="dxa"/>
-            </w:tcMar>
-            <w:shd w:fill="F2F4F7"/>
-          </w:tcPr>
-          <w:p>
-            <w:pPr>
-              <w:spacing w:after="0" w:line="240" w:lineRule="auto"/>
-            </w:pPr>
-            <w:r>
-              <w:rPr>
-                <w:sz w:val="15"/>
-              </w:rPr>
-              <w:t>Vector digestion is experimentally required</w:t>
-            </w:r>
-          </w:p>
-        </w:tc>
-      </w:tr>
-      <w:tr>
-        <w:trPr>
-          <w:cantSplit/>
-        </w:trPr>
-        <w:tc>
-          <w:tcPr>
-            <w:tcW w:type="dxa" w:w="2736"/>
-            <w:tcMar>
-              <w:top w:w="80" w:type="dxa"/>
-              <w:start w:w="120" w:type="dxa"/>
-              <w:bottom w:w="80" w:type="dxa"/>
-              <w:end w:w="120" w:type="dxa"/>
-            </w:tcMar>
-          </w:tcPr>
-          <w:p>
-            <w:pPr>
-              <w:spacing w:after="0" w:line="240" w:lineRule="auto"/>
-            </w:pPr>
-            <w:r>
-              <w:rPr>
-                <w:sz w:val="15"/>
-              </w:rPr>
-              <w:t>The constructs enable insulin glargine production</w:t>
-            </w:r>
-          </w:p>
-        </w:tc>
-        <w:tc>
-          <w:tcPr>
-            <w:tcW w:type="dxa" w:w="4176"/>
-            <w:tcMar>
-              <w:top w:w="80" w:type="dxa"/>
-              <w:start w:w="120" w:type="dxa"/>
-              <w:bottom w:w="80" w:type="dxa"/>
-              <w:end w:w="120" w:type="dxa"/>
-            </w:tcMar>
-          </w:tcPr>
-          <w:p>
-            <w:pPr>
-              <w:spacing w:after="0" w:line="240" w:lineRule="auto"/>
-            </w:pPr>
-            <w:r>
-              <w:rPr>
-                <w:sz w:val="15"/>
-              </w:rPr>
-              <w:t>Construct design and cloning were validated; expression, cleavage, refolding and bioactivity were not tested</w:t>
-            </w:r>
-          </w:p>
-        </w:tc>
-        <w:tc>
-          <w:tcPr>
-            <w:tcW w:type="dxa" w:w="2592"/>
-            <w:tcMar>
-              <w:top w:w="80" w:type="dxa"/>
-              <w:start w:w="120" w:type="dxa"/>
-              <w:bottom w:w="80" w:type="dxa"/>
-              <w:end w:w="120" w:type="dxa"/>
-            </w:tcMar>
-          </w:tcPr>
-          <w:p>
-            <w:pPr>
-              <w:spacing w:after="0" w:line="240" w:lineRule="auto"/>
-            </w:pPr>
-            <w:r>
-              <w:rPr>
-                <w:sz w:val="15"/>
-              </w:rPr>
-              <w:t>DNA construction does not establish functional insulin</w:t>
-            </w:r>
-          </w:p>
-        </w:tc>
-      </w:tr>
-      <w:tr>
-        <w:trPr>
-          <w:cantSplit/>
-        </w:trPr>
-        <w:tc>
-          <w:tcPr>
-            <w:tcW w:type="dxa" w:w="2736"/>
-            <w:tcMar>
-              <w:top w:w="80" w:type="dxa"/>
-              <w:start w:w="120" w:type="dxa"/>
-              <w:bottom w:w="80" w:type="dxa"/>
-              <w:end w:w="120" w:type="dxa"/>
-            </w:tcMar>
-            <w:shd w:fill="F2F4F7"/>
-          </w:tcPr>
-          <w:p>
-            <w:pPr>
-              <w:spacing w:after="0" w:line="240" w:lineRule="auto"/>
-            </w:pPr>
-            <w:r>
-              <w:rPr>
-                <w:sz w:val="15"/>
-              </w:rPr>
-              <w:t>His-tags and linkers ensure folding remains unaffected</w:t>
-            </w:r>
-          </w:p>
-        </w:tc>
-        <w:tc>
-          <w:tcPr>
-            <w:tcW w:type="dxa" w:w="4176"/>
-            <w:tcMar>
-              <w:top w:w="80" w:type="dxa"/>
-              <w:start w:w="120" w:type="dxa"/>
-              <w:bottom w:w="80" w:type="dxa"/>
-              <w:end w:w="120" w:type="dxa"/>
-            </w:tcMar>
-            <w:shd w:fill="F2F4F7"/>
-          </w:tcPr>
-          <w:p>
-            <w:pPr>
-              <w:spacing w:after="0" w:line="240" w:lineRule="auto"/>
-            </w:pPr>
-            <w:r>
-              <w:rPr>
-                <w:sz w:val="15"/>
-              </w:rPr>
-              <w:t>Sequence presence and tag position are reported; folding and cleavage remain experimental</w:t>
-            </w:r>
-          </w:p>
-        </w:tc>
-        <w:tc>
-          <w:tcPr>
-            <w:tcW w:type="dxa" w:w="2592"/>
-            <w:tcMar>
-              <w:top w:w="80" w:type="dxa"/>
-              <w:start w:w="120" w:type="dxa"/>
-              <w:bottom w:w="80" w:type="dxa"/>
-              <w:end w:w="120" w:type="dxa"/>
-            </w:tcMar>
-            <w:shd w:fill="F2F4F7"/>
-          </w:tcPr>
-          <w:p>
-            <w:pPr>
-              <w:spacing w:after="0" w:line="240" w:lineRule="auto"/>
-            </w:pPr>
-            <w:r>
-              <w:rPr>
-                <w:sz w:val="15"/>
-              </w:rPr>
-              <w:t>No protein-level evidence was supplied</w:t>
-            </w:r>
-          </w:p>
-        </w:tc>
-      </w:tr>
-      <w:tr>
-        <w:trPr>
-          <w:cantSplit/>
-        </w:trPr>
-        <w:tc>
-          <w:tcPr>
-            <w:tcW w:type="dxa" w:w="2736"/>
-            <w:tcMar>
-              <w:top w:w="80" w:type="dxa"/>
-              <w:start w:w="120" w:type="dxa"/>
-              <w:bottom w:w="80" w:type="dxa"/>
-              <w:end w:w="120" w:type="dxa"/>
-            </w:tcMar>
-          </w:tcPr>
-          <w:p>
-            <w:pPr>
-              <w:spacing w:after="0" w:line="240" w:lineRule="auto"/>
-            </w:pPr>
-            <w:r>
-              <w:rPr>
-                <w:sz w:val="15"/>
-              </w:rPr>
-              <w:t>The workflow is broadly scalable and cost-effective</w:t>
-            </w:r>
-          </w:p>
-        </w:tc>
-        <w:tc>
-          <w:tcPr>
-            <w:tcW w:type="dxa" w:w="4176"/>
-            <w:tcMar>
-              <w:top w:w="80" w:type="dxa"/>
-              <w:start w:w="120" w:type="dxa"/>
-              <w:bottom w:w="80" w:type="dxa"/>
-              <w:end w:w="120" w:type="dxa"/>
-            </w:tcMar>
-          </w:tcPr>
-          <w:p>
-            <w:pPr>
-              <w:spacing w:after="0" w:line="240" w:lineRule="auto"/>
-            </w:pPr>
-            <w:r>
-              <w:rPr>
-                <w:sz w:val="15"/>
-              </w:rPr>
-              <w:t>Potential advantages are framed as hypotheses for prospective benchmarking</w:t>
-            </w:r>
-          </w:p>
-        </w:tc>
-        <w:tc>
-          <w:tcPr>
-            <w:tcW w:type="dxa" w:w="2592"/>
-            <w:tcMar>
-              <w:top w:w="80" w:type="dxa"/>
-              <w:start w:w="120" w:type="dxa"/>
-              <w:bottom w:w="80" w:type="dxa"/>
-              <w:end w:w="120" w:type="dxa"/>
-            </w:tcMar>
-          </w:tcPr>
-          <w:p>
-            <w:pPr>
-              <w:spacing w:after="0" w:line="240" w:lineRule="auto"/>
-            </w:pPr>
-            <w:r>
-              <w:rPr>
-                <w:sz w:val="15"/>
-              </w:rPr>
-              <w:t>No controlled cost, yield or scale comparison was performed</w:t>
-            </w:r>
-          </w:p>
-        </w:tc>
-      </w:tr>
-      <w:tr>
-        <w:trPr>
-          <w:cantSplit/>
-        </w:trPr>
-        <w:tc>
-          <w:tcPr>
-            <w:tcW w:type="dxa" w:w="2736"/>
-            <w:tcMar>
-              <w:top w:w="80" w:type="dxa"/>
-              <w:start w:w="120" w:type="dxa"/>
-              <w:bottom w:w="80" w:type="dxa"/>
-              <w:end w:w="120" w:type="dxa"/>
-            </w:tcMar>
-            <w:shd w:fill="F2F4F7"/>
-          </w:tcPr>
-          <w:p>
-            <w:pPr>
-              <w:spacing w:after="0" w:line="240" w:lineRule="auto"/>
-            </w:pPr>
-            <w:r>
-              <w:rPr>
-                <w:sz w:val="15"/>
-              </w:rPr>
-              <w:t>Geneious is the primary validator</w:t>
-            </w:r>
-          </w:p>
-        </w:tc>
-        <w:tc>
-          <w:tcPr>
-            <w:tcW w:type="dxa" w:w="4176"/>
-            <w:tcMar>
-              <w:top w:w="80" w:type="dxa"/>
-              <w:start w:w="120" w:type="dxa"/>
-              <w:bottom w:w="80" w:type="dxa"/>
-              <w:end w:w="120" w:type="dxa"/>
-            </w:tcMar>
-            <w:shd w:fill="F2F4F7"/>
-          </w:tcPr>
-          <w:p>
-            <w:pPr>
-              <w:spacing w:after="0" w:line="240" w:lineRule="auto"/>
-            </w:pPr>
-            <w:r>
-              <w:rPr>
-                <w:sz w:val="15"/>
-              </w:rPr>
-              <w:t>G-Synth is the primary design/cloning/trace system; archived Geneious views and executable Biopython provide independent confirmation</w:t>
-            </w:r>
-          </w:p>
-        </w:tc>
-        <w:tc>
-          <w:tcPr>
-            <w:tcW w:type="dxa" w:w="2592"/>
-            <w:tcMar>
-              <w:top w:w="80" w:type="dxa"/>
-              <w:start w:w="120" w:type="dxa"/>
-              <w:bottom w:w="80" w:type="dxa"/>
-              <w:end w:w="120" w:type="dxa"/>
-            </w:tcMar>
-            <w:shd w:fill="F2F4F7"/>
-          </w:tcPr>
-          <w:p>
-            <w:pPr>
-              <w:spacing w:after="0" w:line="240" w:lineRule="auto"/>
-            </w:pPr>
-            <w:r>
-              <w:rPr>
-                <w:sz w:val="15"/>
-              </w:rPr>
-              <w:t>Matches the software paper's validation hierarchy</w:t>
-            </w:r>
-          </w:p>
-        </w:tc>
-      </w:tr>
-      <w:tr>
-        <w:trPr>
-          <w:cantSplit/>
-        </w:trPr>
-        <w:tc>
-          <w:tcPr>
-            <w:tcW w:type="dxa" w:w="2736"/>
-            <w:tcMar>
-              <w:top w:w="80" w:type="dxa"/>
-              <w:start w:w="120" w:type="dxa"/>
-              <w:bottom w:w="80" w:type="dxa"/>
-              <w:end w:w="120" w:type="dxa"/>
-            </w:tcMar>
-          </w:tcPr>
-          <w:p>
-            <w:pPr>
-              <w:spacing w:after="0" w:line="240" w:lineRule="auto"/>
-            </w:pPr>
-            <w:r>
-              <w:rPr>
-                <w:sz w:val="15"/>
-              </w:rPr>
-              <w:t>One oligo length per insert</w:t>
-            </w:r>
-          </w:p>
-        </w:tc>
-        <w:tc>
-          <w:tcPr>
-            <w:tcW w:type="dxa" w:w="4176"/>
-            <w:tcMar>
-              <w:top w:w="80" w:type="dxa"/>
-              <w:start w:w="120" w:type="dxa"/>
-              <w:bottom w:w="80" w:type="dxa"/>
-              <w:end w:w="120" w:type="dxa"/>
-            </w:tcMar>
-          </w:tcPr>
-          <w:p>
-            <w:pPr>
-              <w:spacing w:after="0" w:line="240" w:lineRule="auto"/>
-            </w:pPr>
-            <w:r>
-              <w:rPr>
-                <w:sz w:val="15"/>
-              </w:rPr>
-              <w:t>Forward/reverse lengths are reported separately (125/127 nt and 158/160 nt)</w:t>
-            </w:r>
-          </w:p>
-        </w:tc>
-        <w:tc>
-          <w:tcPr>
-            <w:tcW w:type="dxa" w:w="2592"/>
-            <w:tcMar>
-              <w:top w:w="80" w:type="dxa"/>
-              <w:start w:w="120" w:type="dxa"/>
-              <w:bottom w:w="80" w:type="dxa"/>
-              <w:end w:w="120" w:type="dxa"/>
-            </w:tcMar>
-          </w:tcPr>
-          <w:p>
-            <w:pPr>
-              <w:spacing w:after="0" w:line="240" w:lineRule="auto"/>
-            </w:pPr>
-            <w:r>
-              <w:rPr>
-                <w:sz w:val="15"/>
-              </w:rPr>
-              <w:t>Cohesive-end geometry is strand-asymmetric</w:t>
-            </w:r>
-          </w:p>
-        </w:tc>
-      </w:tr>
-    </w:tbl>
-    <w:p>
-      <w:pPr>
-        <w:spacing w:after="20"/>
-      </w:pPr>
-    </w:p>
-    <w:p>
-      <w:pPr>
-        <w:pStyle w:val="Heading1"/>
-      </w:pPr>
-      <w:r>
-        <w:t>S12. Release and submission checklist</w:t>
+        <w:t>S11. Release and submission checklist</w:t>
       </w:r>
     </w:p>
     <w:p>
